--- a/RegionList.docx
+++ b/RegionList.docx
@@ -134,6 +134,99 @@
       </w:r>
       <w:r>
         <w:t xml:space="preserve"> by clicking the column name.</w:t>
+      </w:r>
+    </w:p>
+    <w:p>
+      <w:pPr>
+        <w:pStyle w:val="Heading2"/>
+      </w:pPr>
+      <w:r>
+        <w:t xml:space="preserve">Search box</w:t>
+      </w:r>
+    </w:p>
+    <w:p>
+      <w:r>
+        <w:t xml:space="preserve">Type in the Search box to show only the rows that hold your text.</w:t>
+      </w:r>
+    </w:p>
+    <w:p>
+      <w:r>
+        <w:t xml:space="preserve">On the Details, Avatars and Visitors screens it looks in every column. You can type an estate name, an owner, or a DOS box name. On the Icons screen it looks at region names only. On the Users screen it looks at avatar names.</w:t>
+      </w:r>
+    </w:p>
+    <w:p>
+      <w:pPr>
+        <w:pStyle w:val="Heading2"/>
+      </w:pPr>
+      <w:r>
+        <w:t xml:space="preserve">Filtering a column</w:t>
+      </w:r>
+    </w:p>
+    <w:p>
+      <w:r>
+        <w:t xml:space="preserve">On the Details, Avatars and Visitors screens, every column heading has a small arrow at its right edge. It works like the filter arrow in Excel.</w:t>
+      </w:r>
+    </w:p>
+    <w:p>
+      <w:r>
+        <w:t xml:space="preserve">Click the column name to sort by that column. Click the arrow, or right-click the heading, to open its filter menu:</w:t>
+      </w:r>
+    </w:p>
+    <w:p>
+      <w:r>
+        <w:t xml:space="preserve">- Sort A to Z, or Sort Z to A.</w:t>
+      </w:r>
+    </w:p>
+    <w:p>
+      <w:r>
+        <w:t xml:space="preserve">- Clear Filter From the column.</w:t>
+      </w:r>
+    </w:p>
+    <w:p>
+      <w:r>
+        <w:t xml:space="preserve">- Text Filters, Number Filters or Date Filters, depending on what the column holds. For example: contains, begins with, greater than, between, top 10, above average, before, after, today, or last 7 days.</w:t>
+      </w:r>
+    </w:p>
+    <w:p>
+      <w:r>
+        <w:t xml:space="preserve">- A list of every value in the column, each with a tick box. Untick the values you want to hide. In a long list, type in the small search box to find a value.</w:t>
+      </w:r>
+    </w:p>
+    <w:p>
+      <w:r>
+        <w:t xml:space="preserve">Click OK to apply the filter.</w:t>
+      </w:r>
+    </w:p>
+    <w:p>
+      <w:r>
+        <w:t xml:space="preserve">A filtered column shows a blue funnel in place of the arrow. You can filter several columns at once. A row shows only when it passes every filter.</w:t>
+      </w:r>
+    </w:p>
+    <w:p>
+      <w:r>
+        <w:t xml:space="preserve">Right-click any cell to filter by that cell’s value, to clear the filter on that column, or to clear all filters.</w:t>
+      </w:r>
+    </w:p>
+    <w:p>
+      <w:r>
+        <w:t xml:space="preserve">On the Details screen, a Clear All Filters link appears next to the region count while any filter is on.</w:t>
+      </w:r>
+    </w:p>
+    <w:p>
+      <w:r>
+        <w:t xml:space="preserve">Filters are not saved. They are cleared when you close the Region List.</w:t>
+      </w:r>
+    </w:p>
+    <w:p>
+      <w:r>
+        <w:rPr>
+          <w:b/>
+          <w:bCs/>
+        </w:rPr>
+        <w:t xml:space="preserve">CAUTION:</w:t>
+      </w:r>
+      <w:r>
+        <w:t xml:space="preserve"> The Select All/None box and the Export button only act on the regions you can see. Clear the filters first if you mean every region.</w:t>
       </w:r>
     </w:p>
     <w:p>

--- a/RegionList.docx
+++ b/RegionList.docx
@@ -1,6 +1,6 @@
 
 <file path=word/document.xml><?xml version="1.0" encoding="utf-8"?>
-<w:document xmlns:wpc="http://schemas.microsoft.com/office/word/2010/wordprocessingCanvas" xmlns:cx="http://schemas.microsoft.com/office/drawing/2014/chartex" xmlns:cx1="http://schemas.microsoft.com/office/drawing/2015/9/8/chartex" xmlns:cx2="http://schemas.microsoft.com/office/drawing/2015/10/21/chartex" xmlns:cx3="http://schemas.microsoft.com/office/drawing/2016/5/9/chartex" xmlns:cx4="http://schemas.microsoft.com/office/drawing/2016/5/10/chartex" xmlns:cx5="http://schemas.microsoft.com/office/drawing/2016/5/11/chartex" xmlns:cx6="http://schemas.microsoft.com/office/drawing/2016/5/12/chartex" xmlns:cx7="http://schemas.microsoft.com/office/drawing/2016/5/13/chartex" xmlns:cx8="http://schemas.microsoft.com/office/drawing/2016/5/14/chartex" xmlns:mc="http://schemas.openxmlformats.org/markup-compatibility/2006" xmlns:aink="http://schemas.microsoft.com/office/drawing/2016/ink" xmlns:am3d="http://schemas.microsoft.com/office/drawing/2017/model3d" xmlns:o="urn:schemas-microsoft-com:office:office" xmlns:oel="http://schemas.microsoft.com/office/2019/extlst" xmlns:r="http://schemas.openxmlformats.org/officeDocument/2006/relationships" xmlns:m="http://schemas.openxmlformats.org/officeDocument/2006/math" xmlns:v="urn:schemas-microsoft-com:vml" xmlns:wp14="http://schemas.microsoft.com/office/word/2010/wordprocessingDrawing" xmlns:wp="http://schemas.openxmlformats.org/drawingml/2006/wordprocessingDrawing" xmlns:w10="urn:schemas-microsoft-com:office:word" xmlns:w="http://schemas.openxmlformats.org/wordprocessingml/2006/main" xmlns:w14="http://schemas.microsoft.com/office/word/2010/wordml" xmlns:w15="http://schemas.microsoft.com/office/word/2012/wordml" xmlns:w16cex="http://schemas.microsoft.com/office/word/2018/wordml/cex" xmlns:w16cid="http://schemas.microsoft.com/office/word/2016/wordml/cid" xmlns:w16="http://schemas.microsoft.com/office/word/2018/wordml" xmlns:w16du="http://schemas.microsoft.com/office/word/2023/wordml/word16du" xmlns:w16sdtdh="http://schemas.microsoft.com/office/word/2020/wordml/sdtdatahash" xmlns:w16se="http://schemas.microsoft.com/office/word/2015/wordml/symex" xmlns:wpg="http://schemas.microsoft.com/office/word/2010/wordprocessingGroup" xmlns:wpi="http://schemas.microsoft.com/office/word/2010/wordprocessingInk" xmlns:wne="http://schemas.microsoft.com/office/word/2006/wordml" xmlns:wps="http://schemas.microsoft.com/office/word/2010/wordprocessingShape" mc:Ignorable="w14 w15 w16se w16cid w16 w16cex w16sdtdh w16du wp14">
+<w:document xmlns:wpc="http://schemas.microsoft.com/office/word/2010/wordprocessingCanvas" xmlns:cx="http://schemas.microsoft.com/office/drawing/2014/chartex" xmlns:cx1="http://schemas.microsoft.com/office/drawing/2015/9/8/chartex" xmlns:cx2="http://schemas.microsoft.com/office/drawing/2015/10/21/chartex" xmlns:cx3="http://schemas.microsoft.com/office/drawing/2016/5/9/chartex" xmlns:cx4="http://schemas.microsoft.com/office/drawing/2016/5/10/chartex" xmlns:cx5="http://schemas.microsoft.com/office/drawing/2016/5/11/chartex" xmlns:cx6="http://schemas.microsoft.com/office/drawing/2016/5/12/chartex" xmlns:cx7="http://schemas.microsoft.com/office/drawing/2016/5/13/chartex" xmlns:cx8="http://schemas.microsoft.com/office/drawing/2016/5/14/chartex" xmlns:mc="http://schemas.openxmlformats.org/markup-compatibility/2006" xmlns:aink="http://schemas.microsoft.com/office/drawing/2016/ink" xmlns:am3d="http://schemas.microsoft.com/office/drawing/2017/model3d" xmlns:o="urn:schemas-microsoft-com:office:office" xmlns:oel="http://schemas.microsoft.com/office/2019/extlst" xmlns:r="http://schemas.openxmlformats.org/officeDocument/2006/relationships" xmlns:m="http://schemas.openxmlformats.org/officeDocument/2006/math" xmlns:v="urn:schemas-microsoft-com:vml" xmlns:wp14="http://schemas.microsoft.com/office/word/2010/wordprocessingDrawing" xmlns:wp="http://schemas.openxmlformats.org/drawingml/2006/wordprocessingDrawing" xmlns:w10="urn:schemas-microsoft-com:office:word" xmlns:w="http://schemas.openxmlformats.org/wordprocessingml/2006/main" xmlns:w14="http://schemas.microsoft.com/office/word/2010/wordml" xmlns:w15="http://schemas.microsoft.com/office/word/2012/wordml" xmlns:w16cex="http://schemas.microsoft.com/office/word/2018/wordml/cex" xmlns:w16cid="http://schemas.microsoft.com/office/word/2016/wordml/cid" xmlns:w16="http://schemas.microsoft.com/office/word/2018/wordml" xmlns:w16du="http://schemas.microsoft.com/office/word/2023/wordml/word16du" xmlns:w16sdtdh="http://schemas.microsoft.com/office/word/2020/wordml/sdtdatahash" xmlns:w16sdtfl="http://schemas.microsoft.com/office/word/2024/wordml/sdtformatlock" xmlns:w16se="http://schemas.microsoft.com/office/word/2015/wordml/symex" xmlns:wpg="http://schemas.microsoft.com/office/word/2010/wordprocessingGroup" xmlns:wpi="http://schemas.microsoft.com/office/word/2010/wordprocessingInk" xmlns:wne="http://schemas.microsoft.com/office/word/2006/wordml" xmlns:wps="http://schemas.microsoft.com/office/word/2010/wordprocessingShape" mc:Ignorable="w14 w15 w16se w16cid w16 w16cex w16sdtdh w16sdtfl w16du wp14">
   <w:body>
     <w:p>
       <w:pPr>
@@ -141,17 +141,22 @@
         <w:pStyle w:val="Heading2"/>
       </w:pPr>
       <w:r>
-        <w:t xml:space="preserve">Search box</w:t>
-      </w:r>
-    </w:p>
-    <w:p>
-      <w:r>
-        <w:t xml:space="preserve">Type in the Search box to show only the rows that hold your text.</w:t>
-      </w:r>
-    </w:p>
-    <w:p>
-      <w:r>
-        <w:t xml:space="preserve">On the Details, Avatars and Visitors screens it looks in every column. You can type an estate name, an owner, or a DOS box name. On the Icons screen it looks at region names only. On the Users screen it looks at avatar names.</w:t>
+        <w:t>Search box</w:t>
+      </w:r>
+    </w:p>
+    <w:p>
+      <w:r>
+        <w:t>Type in the Search box to show only the rows that hold your text.</w:t>
+      </w:r>
+    </w:p>
+    <w:p>
+      <w:r>
+        <w:t>On the Details, Avatars and Visitors screens it looks in every column. You can type an estate name, an owner, or a DOS box name. On the Icons screen it looks at region names only. On the Users screen it looks at avatar names.</w:t>
+      </w:r>
+    </w:p>
+    <w:p>
+      <w:r>
+        <w:br w:type="page"/>
       </w:r>
     </w:p>
     <w:p>
@@ -159,62 +164,102 @@
         <w:pStyle w:val="Heading2"/>
       </w:pPr>
       <w:r>
-        <w:t xml:space="preserve">Filtering a column</w:t>
-      </w:r>
-    </w:p>
-    <w:p>
-      <w:r>
-        <w:t xml:space="preserve">On the Details, Avatars and Visitors screens, every column heading has a small arrow at its right edge. It works like the filter arrow in Excel.</w:t>
-      </w:r>
-    </w:p>
-    <w:p>
-      <w:r>
-        <w:t xml:space="preserve">Click the column name to sort by that column. Click the arrow, or right-click the heading, to open its filter menu:</w:t>
-      </w:r>
-    </w:p>
-    <w:p>
-      <w:r>
-        <w:t xml:space="preserve">- Sort A to Z, or Sort Z to A.</w:t>
-      </w:r>
-    </w:p>
-    <w:p>
-      <w:r>
-        <w:t xml:space="preserve">- Clear Filter From the column.</w:t>
-      </w:r>
-    </w:p>
-    <w:p>
-      <w:r>
-        <w:t xml:space="preserve">- Text Filters, Number Filters or Date Filters, depending on what the column holds. For example: contains, begins with, greater than, between, top 10, above average, before, after, today, or last 7 days.</w:t>
-      </w:r>
-    </w:p>
-    <w:p>
-      <w:r>
-        <w:t xml:space="preserve">- A list of every value in the column, each with a tick box. Untick the values you want to hide. In a long list, type in the small search box to find a value.</w:t>
-      </w:r>
-    </w:p>
-    <w:p>
-      <w:r>
-        <w:t xml:space="preserve">Click OK to apply the filter.</w:t>
-      </w:r>
-    </w:p>
-    <w:p>
-      <w:r>
-        <w:t xml:space="preserve">A filtered column shows a blue funnel in place of the arrow. You can filter several columns at once. A row shows only when it passes every filter.</w:t>
-      </w:r>
-    </w:p>
-    <w:p>
-      <w:r>
-        <w:t xml:space="preserve">Right-click any cell to filter by that cell’s value, to clear the filter on that column, or to clear all filters.</w:t>
-      </w:r>
-    </w:p>
-    <w:p>
-      <w:r>
-        <w:t xml:space="preserve">On the Details screen, a Clear All Filters link appears next to the region count while any filter is on.</w:t>
-      </w:r>
-    </w:p>
-    <w:p>
-      <w:r>
-        <w:t xml:space="preserve">Filters are not saved. They are cleared when you close the Region List.</w:t>
+        <w:t>Filtering a column</w:t>
+      </w:r>
+    </w:p>
+    <w:p>
+      <w:r>
+        <w:t>On the Details, Avatars and Visitors screens, every column heading has a small arrow at its right edge. It works like the filter arrow in Excel.</w:t>
+      </w:r>
+    </w:p>
+    <w:p>
+      <w:r>
+        <w:drawing>
+          <wp:inline distT="0" distB="0" distL="0" distR="0" wp14:anchorId="471FF036" wp14:editId="16C6132A">
+            <wp:extent cx="4188906" cy="3314700"/>
+            <wp:effectExtent l="0" t="0" r="0" b="0"/>
+            <wp:docPr id="820545379" name="Picture 1"/>
+            <wp:cNvGraphicFramePr>
+              <a:graphicFrameLocks xmlns:a="http://schemas.openxmlformats.org/drawingml/2006/main" noChangeAspect="1"/>
+            </wp:cNvGraphicFramePr>
+            <a:graphic xmlns:a="http://schemas.openxmlformats.org/drawingml/2006/main">
+              <a:graphicData uri="http://schemas.openxmlformats.org/drawingml/2006/picture">
+                <pic:pic xmlns:pic="http://schemas.openxmlformats.org/drawingml/2006/picture">
+                  <pic:nvPicPr>
+                    <pic:cNvPr id="820545379" name=""/>
+                    <pic:cNvPicPr/>
+                  </pic:nvPicPr>
+                  <pic:blipFill>
+                    <a:blip r:embed="rId6"/>
+                    <a:stretch>
+                      <a:fillRect/>
+                    </a:stretch>
+                  </pic:blipFill>
+                  <pic:spPr>
+                    <a:xfrm>
+                      <a:off x="0" y="0"/>
+                      <a:ext cx="4211465" cy="3332551"/>
+                    </a:xfrm>
+                    <a:prstGeom prst="rect">
+                      <a:avLst/>
+                    </a:prstGeom>
+                  </pic:spPr>
+                </pic:pic>
+              </a:graphicData>
+            </a:graphic>
+          </wp:inline>
+        </w:drawing>
+      </w:r>
+    </w:p>
+    <w:p>
+      <w:r>
+        <w:t>Click the column name to sort by that column. Click the arrow, or right-click the heading, to open its filter menu:</w:t>
+      </w:r>
+    </w:p>
+    <w:p>
+      <w:r>
+        <w:t>- Sort A to Z, or Sort Z to A.</w:t>
+      </w:r>
+    </w:p>
+    <w:p>
+      <w:r>
+        <w:t>- Clear Filter From the column.</w:t>
+      </w:r>
+    </w:p>
+    <w:p>
+      <w:r>
+        <w:t>- Text Filters, Number Filters or Date Filters, depending on what the column holds. For example: contains, begins with, greater than, between, top 10, above average, before, after, today, or last 7 days.</w:t>
+      </w:r>
+    </w:p>
+    <w:p>
+      <w:r>
+        <w:t>- A list of every value in the column, each with a tick box. Untick the values you want to hide. In a long list, type in the small search box to find a value.</w:t>
+      </w:r>
+    </w:p>
+    <w:p>
+      <w:r>
+        <w:t>Click OK to apply the filter.</w:t>
+      </w:r>
+    </w:p>
+    <w:p>
+      <w:r>
+        <w:t>A filtered column shows a blue funnel in place of the arrow. You can filter several columns at once. A row shows only when it passes every filter.</w:t>
+      </w:r>
+    </w:p>
+    <w:p>
+      <w:r>
+        <w:t>Right-click any cell to filter by that cell’s value, to clear the filter on that column, or to clear all filters.</w:t>
+      </w:r>
+    </w:p>
+    <w:p>
+      <w:r>
+        <w:lastRenderedPageBreak/>
+        <w:t>On the Details screen, a Clear All Filters link appears next to the region count while any filter is on.</w:t>
+      </w:r>
+    </w:p>
+    <w:p>
+      <w:r>
+        <w:t>Filters are not saved. They are cleared when you close the Region List.</w:t>
       </w:r>
     </w:p>
     <w:p>
@@ -223,7 +268,7 @@
           <w:b/>
           <w:bCs/>
         </w:rPr>
-        <w:t xml:space="preserve">CAUTION:</w:t>
+        <w:t>CAUTION:</w:t>
       </w:r>
       <w:r>
         <w:t xml:space="preserve"> The Select All/None box and the Export button only act on the regions you can see. Clear the filters first if you mean every region.</w:t>
@@ -288,7 +333,6 @@
         <w:rPr>
           <w:noProof/>
         </w:rPr>
-        <w:lastRenderedPageBreak/>
         <w:drawing>
           <wp:inline distT="0" distB="0" distL="0" distR="0" wp14:anchorId="28DDC1EA" wp14:editId="3011283B">
             <wp:extent cx="5541645" cy="1589191"/>
@@ -305,7 +349,7 @@
                     <pic:cNvPicPr/>
                   </pic:nvPicPr>
                   <pic:blipFill>
-                    <a:blip r:embed="rId6"/>
+                    <a:blip r:embed="rId7"/>
                     <a:stretch>
                       <a:fillRect/>
                     </a:stretch>
@@ -439,6 +483,7 @@
         <w:pStyle w:val="Heading2"/>
       </w:pPr>
       <w:r>
+        <w:lastRenderedPageBreak/>
         <w:t>Import Button</w:t>
       </w:r>
     </w:p>
@@ -564,7 +609,6 @@
         </w:numPr>
       </w:pPr>
       <w:r>
-        <w:lastRenderedPageBreak/>
         <w:t>Only one [Region Name] is allowed in an INI file.</w:t>
       </w:r>
     </w:p>
@@ -617,9 +661,9 @@
           <w:noProof/>
         </w:rPr>
         <w:drawing>
-          <wp:inline distT="0" distB="0" distL="0" distR="0" wp14:anchorId="3D27F766" wp14:editId="414AE310">
-            <wp:extent cx="4286250" cy="3076575"/>
-            <wp:effectExtent l="0" t="0" r="0" b="9525"/>
+          <wp:inline distT="0" distB="0" distL="0" distR="0" wp14:anchorId="3D27F766" wp14:editId="442427B6">
+            <wp:extent cx="3650456" cy="2620216"/>
+            <wp:effectExtent l="0" t="0" r="0" b="0"/>
             <wp:docPr id="12" name="Picture 12" descr="Graphical user interface&#10;&#10;Description automatically generated"/>
             <wp:cNvGraphicFramePr>
               <a:graphicFrameLocks xmlns:a="http://schemas.openxmlformats.org/drawingml/2006/main" noChangeAspect="1"/>
@@ -632,7 +676,7 @@
                     <pic:cNvPicPr/>
                   </pic:nvPicPr>
                   <pic:blipFill>
-                    <a:blip r:embed="rId7"/>
+                    <a:blip r:embed="rId8"/>
                     <a:stretch>
                       <a:fillRect/>
                     </a:stretch>
@@ -640,7 +684,7 @@
                   <pic:spPr>
                     <a:xfrm>
                       <a:off x="0" y="0"/>
-                      <a:ext cx="4286250" cy="3076575"/>
+                      <a:ext cx="3653898" cy="2622687"/>
                     </a:xfrm>
                     <a:prstGeom prst="rect">
                       <a:avLst/>
@@ -659,6 +703,7 @@
         <w:ind w:left="360" w:hanging="360"/>
       </w:pPr>
       <w:r>
+        <w:lastRenderedPageBreak/>
         <w:t>View Console Button</w:t>
       </w:r>
     </w:p>
@@ -742,7 +787,6 @@
         <w:ind w:left="360" w:hanging="360"/>
       </w:pPr>
       <w:r>
-        <w:lastRenderedPageBreak/>
         <w:t>Teleport Button</w:t>
       </w:r>
     </w:p>
@@ -898,6 +942,7 @@
         <w:rPr>
           <w:noProof/>
         </w:rPr>
+        <w:lastRenderedPageBreak/>
         <w:drawing>
           <wp:inline distT="0" distB="0" distL="0" distR="0" wp14:anchorId="33D861EC" wp14:editId="0F316B10">
             <wp:extent cx="2209165" cy="1892300"/>
@@ -916,7 +961,7 @@
                     </pic:cNvPicPr>
                   </pic:nvPicPr>
                   <pic:blipFill>
-                    <a:blip r:embed="rId8">
+                    <a:blip r:embed="rId9">
                       <a:extLst>
                         <a:ext uri="{28A0092B-C50C-407E-A947-70E740481C1C}">
                           <a14:useLocalDpi xmlns:a14="http://schemas.microsoft.com/office/drawing/2010/main" val="0"/>
@@ -959,13 +1004,6 @@
         <w:rPr>
           <w:rFonts w:cs="Verdana"/>
         </w:rPr>
-        <w:br w:type="page"/>
-      </w:r>
-      <w:r>
-        <w:rPr>
-          <w:rFonts w:cs="Verdana"/>
-        </w:rPr>
-        <w:lastRenderedPageBreak/>
         <w:t>The first screen shows general statistics:</w:t>
       </w:r>
     </w:p>
@@ -981,8 +1019,8 @@
           <w:noProof/>
         </w:rPr>
         <w:drawing>
-          <wp:inline distT="0" distB="0" distL="0" distR="0" wp14:anchorId="75E4ED7F" wp14:editId="04D1ED69">
-            <wp:extent cx="3413760" cy="2284010"/>
+          <wp:inline distT="0" distB="0" distL="0" distR="0" wp14:anchorId="75E4ED7F" wp14:editId="727A79DF">
+            <wp:extent cx="5562869" cy="3721893"/>
             <wp:effectExtent l="0" t="0" r="0" b="0"/>
             <wp:docPr id="4" name="Picture 8"/>
             <wp:cNvGraphicFramePr>
@@ -993,81 +1031,6 @@
                 <pic:pic xmlns:pic="http://schemas.openxmlformats.org/drawingml/2006/picture">
                   <pic:nvPicPr>
                     <pic:cNvPr id="0" name="Picture 8"/>
-                    <pic:cNvPicPr>
-                      <a:picLocks noChangeAspect="1" noChangeArrowheads="1"/>
-                    </pic:cNvPicPr>
-                  </pic:nvPicPr>
-                  <pic:blipFill>
-                    <a:blip r:embed="rId9">
-                      <a:extLst>
-                        <a:ext uri="{28A0092B-C50C-407E-A947-70E740481C1C}">
-                          <a14:useLocalDpi xmlns:a14="http://schemas.microsoft.com/office/drawing/2010/main" val="0"/>
-                        </a:ext>
-                      </a:extLst>
-                    </a:blip>
-                    <a:srcRect/>
-                    <a:stretch>
-                      <a:fillRect/>
-                    </a:stretch>
-                  </pic:blipFill>
-                  <pic:spPr bwMode="auto">
-                    <a:xfrm>
-                      <a:off x="0" y="0"/>
-                      <a:ext cx="3427865" cy="2293447"/>
-                    </a:xfrm>
-                    <a:prstGeom prst="rect">
-                      <a:avLst/>
-                    </a:prstGeom>
-                    <a:noFill/>
-                    <a:ln>
-                      <a:noFill/>
-                    </a:ln>
-                  </pic:spPr>
-                </pic:pic>
-              </a:graphicData>
-            </a:graphic>
-          </wp:inline>
-        </w:drawing>
-      </w:r>
-    </w:p>
-    <w:p>
-      <w:pPr>
-        <w:ind w:right="720"/>
-        <w:rPr>
-          <w:rFonts w:cs="Verdana"/>
-        </w:rPr>
-      </w:pPr>
-      <w:r>
-        <w:rPr>
-          <w:rFonts w:cs="Verdana"/>
-        </w:rPr>
-        <w:t>The client screen shows the types of viewers that have visited</w:t>
-      </w:r>
-    </w:p>
-    <w:p>
-      <w:pPr>
-        <w:ind w:right="720"/>
-        <w:rPr>
-          <w:noProof/>
-        </w:rPr>
-      </w:pPr>
-      <w:r>
-        <w:rPr>
-          <w:noProof/>
-        </w:rPr>
-        <w:drawing>
-          <wp:inline distT="0" distB="0" distL="0" distR="0" wp14:anchorId="1B8490DF" wp14:editId="0EF135D3">
-            <wp:extent cx="3413760" cy="2284010"/>
-            <wp:effectExtent l="0" t="0" r="0" b="0"/>
-            <wp:docPr id="5" name="Picture 9"/>
-            <wp:cNvGraphicFramePr>
-              <a:graphicFrameLocks xmlns:a="http://schemas.openxmlformats.org/drawingml/2006/main" noChangeAspect="1"/>
-            </wp:cNvGraphicFramePr>
-            <a:graphic xmlns:a="http://schemas.openxmlformats.org/drawingml/2006/main">
-              <a:graphicData uri="http://schemas.openxmlformats.org/drawingml/2006/picture">
-                <pic:pic xmlns:pic="http://schemas.openxmlformats.org/drawingml/2006/picture">
-                  <pic:nvPicPr>
-                    <pic:cNvPr id="0" name="Picture 9"/>
                     <pic:cNvPicPr>
                       <a:picLocks noChangeAspect="1" noChangeArrowheads="1"/>
                     </pic:cNvPicPr>
@@ -1088,7 +1051,7 @@
                   <pic:spPr bwMode="auto">
                     <a:xfrm>
                       <a:off x="0" y="0"/>
-                      <a:ext cx="3426325" cy="2292417"/>
+                      <a:ext cx="5592841" cy="3741946"/>
                     </a:xfrm>
                     <a:prstGeom prst="rect">
                       <a:avLst/>
@@ -1114,27 +1077,41 @@
       </w:pPr>
       <w:r>
         <w:rPr>
+          <w:rFonts w:cs="Verdana"/>
+        </w:rPr>
+        <w:br w:type="page"/>
+      </w:r>
+    </w:p>
+    <w:p>
+      <w:pPr>
+        <w:ind w:right="720"/>
+        <w:rPr>
+          <w:rFonts w:cs="Verdana"/>
+        </w:rPr>
+      </w:pPr>
+      <w:r>
+        <w:rPr>
+          <w:rFonts w:cs="Verdana"/>
+        </w:rPr>
+        <w:t>The client screen shows the types of viewers that have visited</w:t>
+      </w:r>
+    </w:p>
+    <w:p>
+      <w:pPr>
+        <w:ind w:right="720"/>
+        <w:rPr>
           <w:noProof/>
         </w:rPr>
-        <w:t>The Sessions screen shows the visitor list</w:t>
-      </w:r>
-    </w:p>
-    <w:p>
-      <w:pPr>
-        <w:ind w:right="720"/>
-        <w:rPr>
-          <w:rFonts w:cs="Verdana"/>
-        </w:rPr>
       </w:pPr>
       <w:r>
         <w:rPr>
           <w:noProof/>
         </w:rPr>
         <w:drawing>
-          <wp:inline distT="0" distB="0" distL="0" distR="0" wp14:anchorId="407C77C2" wp14:editId="70CC8D69">
-            <wp:extent cx="2956560" cy="1978117"/>
+          <wp:inline distT="0" distB="0" distL="0" distR="0" wp14:anchorId="1B8490DF" wp14:editId="74CF6CE7">
+            <wp:extent cx="5043488" cy="3374395"/>
             <wp:effectExtent l="0" t="0" r="0" b="0"/>
-            <wp:docPr id="6" name="Picture 10"/>
+            <wp:docPr id="5" name="Picture 9"/>
             <wp:cNvGraphicFramePr>
               <a:graphicFrameLocks xmlns:a="http://schemas.openxmlformats.org/drawingml/2006/main" noChangeAspect="1"/>
             </wp:cNvGraphicFramePr>
@@ -1142,7 +1119,7 @@
               <a:graphicData uri="http://schemas.openxmlformats.org/drawingml/2006/picture">
                 <pic:pic xmlns:pic="http://schemas.openxmlformats.org/drawingml/2006/picture">
                   <pic:nvPicPr>
-                    <pic:cNvPr id="0" name="Picture 10"/>
+                    <pic:cNvPr id="0" name="Picture 9"/>
                     <pic:cNvPicPr>
                       <a:picLocks noChangeAspect="1" noChangeArrowheads="1"/>
                     </pic:cNvPicPr>
@@ -1163,7 +1140,7 @@
                   <pic:spPr bwMode="auto">
                     <a:xfrm>
                       <a:off x="0" y="0"/>
-                      <a:ext cx="2968228" cy="1985923"/>
+                      <a:ext cx="5078441" cy="3397781"/>
                     </a:xfrm>
                     <a:prstGeom prst="rect">
                       <a:avLst/>
@@ -1179,6 +1156,81 @@
           </wp:inline>
         </w:drawing>
       </w:r>
+    </w:p>
+    <w:p>
+      <w:pPr>
+        <w:ind w:right="720"/>
+        <w:rPr>
+          <w:rFonts w:cs="Verdana"/>
+        </w:rPr>
+      </w:pPr>
+      <w:r>
+        <w:rPr>
+          <w:noProof/>
+        </w:rPr>
+        <w:t>The Sessions screen shows the visitor list</w:t>
+      </w:r>
+    </w:p>
+    <w:p>
+      <w:pPr>
+        <w:ind w:right="720"/>
+        <w:rPr>
+          <w:rFonts w:cs="Verdana"/>
+        </w:rPr>
+      </w:pPr>
+      <w:r>
+        <w:rPr>
+          <w:noProof/>
+        </w:rPr>
+        <w:drawing>
+          <wp:inline distT="0" distB="0" distL="0" distR="0" wp14:anchorId="407C77C2" wp14:editId="3B48CF99">
+            <wp:extent cx="5100638" cy="3412635"/>
+            <wp:effectExtent l="0" t="0" r="0" b="0"/>
+            <wp:docPr id="6" name="Picture 10"/>
+            <wp:cNvGraphicFramePr>
+              <a:graphicFrameLocks xmlns:a="http://schemas.openxmlformats.org/drawingml/2006/main" noChangeAspect="1"/>
+            </wp:cNvGraphicFramePr>
+            <a:graphic xmlns:a="http://schemas.openxmlformats.org/drawingml/2006/main">
+              <a:graphicData uri="http://schemas.openxmlformats.org/drawingml/2006/picture">
+                <pic:pic xmlns:pic="http://schemas.openxmlformats.org/drawingml/2006/picture">
+                  <pic:nvPicPr>
+                    <pic:cNvPr id="0" name="Picture 10"/>
+                    <pic:cNvPicPr>
+                      <a:picLocks noChangeAspect="1" noChangeArrowheads="1"/>
+                    </pic:cNvPicPr>
+                  </pic:nvPicPr>
+                  <pic:blipFill>
+                    <a:blip r:embed="rId12">
+                      <a:extLst>
+                        <a:ext uri="{28A0092B-C50C-407E-A947-70E740481C1C}">
+                          <a14:useLocalDpi xmlns:a14="http://schemas.microsoft.com/office/drawing/2010/main" val="0"/>
+                        </a:ext>
+                      </a:extLst>
+                    </a:blip>
+                    <a:srcRect/>
+                    <a:stretch>
+                      <a:fillRect/>
+                    </a:stretch>
+                  </pic:blipFill>
+                  <pic:spPr bwMode="auto">
+                    <a:xfrm>
+                      <a:off x="0" y="0"/>
+                      <a:ext cx="5132795" cy="3434150"/>
+                    </a:xfrm>
+                    <a:prstGeom prst="rect">
+                      <a:avLst/>
+                    </a:prstGeom>
+                    <a:noFill/>
+                    <a:ln>
+                      <a:noFill/>
+                    </a:ln>
+                  </pic:spPr>
+                </pic:pic>
+              </a:graphicData>
+            </a:graphic>
+          </wp:inline>
+        </w:drawing>
+      </w:r>
       <w:bookmarkEnd w:id="0"/>
     </w:p>
     <w:sectPr>
@@ -1192,7 +1244,7 @@
 </file>
 
 <file path=word/numbering.xml><?xml version="1.0" encoding="utf-8"?>
-<w:numbering xmlns:wpc="http://schemas.microsoft.com/office/word/2010/wordprocessingCanvas" xmlns:cx="http://schemas.microsoft.com/office/drawing/2014/chartex" xmlns:cx1="http://schemas.microsoft.com/office/drawing/2015/9/8/chartex" xmlns:cx2="http://schemas.microsoft.com/office/drawing/2015/10/21/chartex" xmlns:cx3="http://schemas.microsoft.com/office/drawing/2016/5/9/chartex" xmlns:cx4="http://schemas.microsoft.com/office/drawing/2016/5/10/chartex" xmlns:cx5="http://schemas.microsoft.com/office/drawing/2016/5/11/chartex" xmlns:cx6="http://schemas.microsoft.com/office/drawing/2016/5/12/chartex" xmlns:cx7="http://schemas.microsoft.com/office/drawing/2016/5/13/chartex" xmlns:cx8="http://schemas.microsoft.com/office/drawing/2016/5/14/chartex" xmlns:mc="http://schemas.openxmlformats.org/markup-compatibility/2006" xmlns:aink="http://schemas.microsoft.com/office/drawing/2016/ink" xmlns:am3d="http://schemas.microsoft.com/office/drawing/2017/model3d" xmlns:o="urn:schemas-microsoft-com:office:office" xmlns:oel="http://schemas.microsoft.com/office/2019/extlst" xmlns:r="http://schemas.openxmlformats.org/officeDocument/2006/relationships" xmlns:m="http://schemas.openxmlformats.org/officeDocument/2006/math" xmlns:v="urn:schemas-microsoft-com:vml" xmlns:wp14="http://schemas.microsoft.com/office/word/2010/wordprocessingDrawing" xmlns:wp="http://schemas.openxmlformats.org/drawingml/2006/wordprocessingDrawing" xmlns:w10="urn:schemas-microsoft-com:office:word" xmlns:w="http://schemas.openxmlformats.org/wordprocessingml/2006/main" xmlns:w14="http://schemas.microsoft.com/office/word/2010/wordml" xmlns:w15="http://schemas.microsoft.com/office/word/2012/wordml" xmlns:w16cex="http://schemas.microsoft.com/office/word/2018/wordml/cex" xmlns:w16cid="http://schemas.microsoft.com/office/word/2016/wordml/cid" xmlns:w16="http://schemas.microsoft.com/office/word/2018/wordml" xmlns:w16du="http://schemas.microsoft.com/office/word/2023/wordml/word16du" xmlns:w16sdtdh="http://schemas.microsoft.com/office/word/2020/wordml/sdtdatahash" xmlns:w16se="http://schemas.microsoft.com/office/word/2015/wordml/symex" xmlns:wpg="http://schemas.microsoft.com/office/word/2010/wordprocessingGroup" xmlns:wpi="http://schemas.microsoft.com/office/word/2010/wordprocessingInk" xmlns:wne="http://schemas.microsoft.com/office/word/2006/wordml" xmlns:wps="http://schemas.microsoft.com/office/word/2010/wordprocessingShape" mc:Ignorable="w14 w15 w16se w16cid w16 w16cex w16sdtdh w16du wp14">
+<w:numbering xmlns:wpc="http://schemas.microsoft.com/office/word/2010/wordprocessingCanvas" xmlns:cx="http://schemas.microsoft.com/office/drawing/2014/chartex" xmlns:cx1="http://schemas.microsoft.com/office/drawing/2015/9/8/chartex" xmlns:cx2="http://schemas.microsoft.com/office/drawing/2015/10/21/chartex" xmlns:cx3="http://schemas.microsoft.com/office/drawing/2016/5/9/chartex" xmlns:cx4="http://schemas.microsoft.com/office/drawing/2016/5/10/chartex" xmlns:cx5="http://schemas.microsoft.com/office/drawing/2016/5/11/chartex" xmlns:cx6="http://schemas.microsoft.com/office/drawing/2016/5/12/chartex" xmlns:cx7="http://schemas.microsoft.com/office/drawing/2016/5/13/chartex" xmlns:cx8="http://schemas.microsoft.com/office/drawing/2016/5/14/chartex" xmlns:mc="http://schemas.openxmlformats.org/markup-compatibility/2006" xmlns:aink="http://schemas.microsoft.com/office/drawing/2016/ink" xmlns:am3d="http://schemas.microsoft.com/office/drawing/2017/model3d" xmlns:o="urn:schemas-microsoft-com:office:office" xmlns:oel="http://schemas.microsoft.com/office/2019/extlst" xmlns:r="http://schemas.openxmlformats.org/officeDocument/2006/relationships" xmlns:m="http://schemas.openxmlformats.org/officeDocument/2006/math" xmlns:v="urn:schemas-microsoft-com:vml" xmlns:wp14="http://schemas.microsoft.com/office/word/2010/wordprocessingDrawing" xmlns:wp="http://schemas.openxmlformats.org/drawingml/2006/wordprocessingDrawing" xmlns:w10="urn:schemas-microsoft-com:office:word" xmlns:w="http://schemas.openxmlformats.org/wordprocessingml/2006/main" xmlns:w14="http://schemas.microsoft.com/office/word/2010/wordml" xmlns:w15="http://schemas.microsoft.com/office/word/2012/wordml" xmlns:w16cex="http://schemas.microsoft.com/office/word/2018/wordml/cex" xmlns:w16cid="http://schemas.microsoft.com/office/word/2016/wordml/cid" xmlns:w16="http://schemas.microsoft.com/office/word/2018/wordml" xmlns:w16du="http://schemas.microsoft.com/office/word/2023/wordml/word16du" xmlns:w16sdtdh="http://schemas.microsoft.com/office/word/2020/wordml/sdtdatahash" xmlns:w16sdtfl="http://schemas.microsoft.com/office/word/2024/wordml/sdtformatlock" xmlns:w16se="http://schemas.microsoft.com/office/word/2015/wordml/symex" xmlns:wpg="http://schemas.microsoft.com/office/word/2010/wordprocessingGroup" xmlns:wpi="http://schemas.microsoft.com/office/word/2010/wordprocessingInk" xmlns:wne="http://schemas.microsoft.com/office/word/2006/wordml" xmlns:wps="http://schemas.microsoft.com/office/word/2010/wordprocessingShape" mc:Ignorable="w14 w15 w16se w16cid w16 w16cex w16sdtdh w16sdtfl w16du wp14">
   <w:abstractNum w:abstractNumId="0" w15:restartNumberingAfterBreak="0">
     <w:nsid w:val="FFFFFFFE"/>
     <w:multiLevelType w:val="singleLevel"/>
@@ -1337,7 +1389,7 @@
 </file>
 
 <file path=word/styles.xml><?xml version="1.0" encoding="utf-8"?>
-<w:styles xmlns:mc="http://schemas.openxmlformats.org/markup-compatibility/2006" xmlns:r="http://schemas.openxmlformats.org/officeDocument/2006/relationships" xmlns:w="http://schemas.openxmlformats.org/wordprocessingml/2006/main" xmlns:w14="http://schemas.microsoft.com/office/word/2010/wordml" xmlns:w15="http://schemas.microsoft.com/office/word/2012/wordml" xmlns:w16cex="http://schemas.microsoft.com/office/word/2018/wordml/cex" xmlns:w16cid="http://schemas.microsoft.com/office/word/2016/wordml/cid" xmlns:w16="http://schemas.microsoft.com/office/word/2018/wordml" xmlns:w16du="http://schemas.microsoft.com/office/word/2023/wordml/word16du" xmlns:w16sdtdh="http://schemas.microsoft.com/office/word/2020/wordml/sdtdatahash" xmlns:w16se="http://schemas.microsoft.com/office/word/2015/wordml/symex" mc:Ignorable="w14 w15 w16se w16cid w16 w16cex w16sdtdh w16du">
+<w:styles xmlns:mc="http://schemas.openxmlformats.org/markup-compatibility/2006" xmlns:r="http://schemas.openxmlformats.org/officeDocument/2006/relationships" xmlns:w="http://schemas.openxmlformats.org/wordprocessingml/2006/main" xmlns:w14="http://schemas.microsoft.com/office/word/2010/wordml" xmlns:w15="http://schemas.microsoft.com/office/word/2012/wordml" xmlns:w16cex="http://schemas.microsoft.com/office/word/2018/wordml/cex" xmlns:w16cid="http://schemas.microsoft.com/office/word/2016/wordml/cid" xmlns:w16="http://schemas.microsoft.com/office/word/2018/wordml" xmlns:w16du="http://schemas.microsoft.com/office/word/2023/wordml/word16du" xmlns:w16sdtdh="http://schemas.microsoft.com/office/word/2020/wordml/sdtdatahash" xmlns:w16sdtfl="http://schemas.microsoft.com/office/word/2024/wordml/sdtformatlock" xmlns:w16se="http://schemas.microsoft.com/office/word/2015/wordml/symex" mc:Ignorable="w14 w15 w16se w16cid w16 w16cex w16sdtdh w16sdtfl w16du">
   <w:docDefaults>
     <w:rPrDefault>
       <w:rPr>

--- a/RegionList.docx
+++ b/RegionList.docx
@@ -174,6 +174,9 @@
     </w:p>
     <w:p>
       <w:r>
+        <w:rPr>
+          <w:noProof/>
+        </w:rPr>
         <w:drawing>
           <wp:inline distT="0" distB="0" distL="0" distR="0" wp14:anchorId="471FF036" wp14:editId="16C6132A">
             <wp:extent cx="4188906" cy="3314700"/>
@@ -253,7 +256,6 @@
     </w:p>
     <w:p>
       <w:r>
-        <w:lastRenderedPageBreak/>
         <w:t>On the Details screen, a Clear All Filters link appears next to the region count while any filter is on.</w:t>
       </w:r>
     </w:p>
@@ -483,7 +485,6 @@
         <w:pStyle w:val="Heading2"/>
       </w:pPr>
       <w:r>
-        <w:lastRenderedPageBreak/>
         <w:t>Import Button</w:t>
       </w:r>
     </w:p>
@@ -703,7 +704,6 @@
         <w:ind w:left="360" w:hanging="360"/>
       </w:pPr>
       <w:r>
-        <w:lastRenderedPageBreak/>
         <w:t>View Console Button</w:t>
       </w:r>
     </w:p>
@@ -942,7 +942,6 @@
         <w:rPr>
           <w:noProof/>
         </w:rPr>
-        <w:lastRenderedPageBreak/>
         <w:drawing>
           <wp:inline distT="0" distB="0" distL="0" distR="0" wp14:anchorId="33D861EC" wp14:editId="0F316B10">
             <wp:extent cx="2209165" cy="1892300"/>
